--- a/data/documents/sample.docx
+++ b/data/documents/sample.docx
@@ -27,8 +27,262 @@
       </w:r>
     </w:p>
     <w:p>
-      <w:r>
-        <w:t>dssdfsdf</w:t>
+      <w:pPr>
+        <w:rPr>
+          <w:lang w:val="vi-VN"/>
+        </w:rPr>
+      </w:pPr>
+      <w:r>
+        <w:t>D</w:t>
+      </w:r>
+      <w:r>
+        <w:t>ssdfsdf</w:t>
+      </w:r>
+      <w:r>
+        <w:t>dfgdfgdfg</w:t>
+      </w:r>
+    </w:p>
+    <w:p>
+      <w:pPr>
+        <w:rPr>
+          <w:lang w:val="vi-VN"/>
+        </w:rPr>
+      </w:pPr>
+    </w:p>
+    <w:p>
+      <w:pPr>
+        <w:rPr>
+          <w:lang w:val="vi-VN"/>
+        </w:rPr>
+      </w:pPr>
+    </w:p>
+    <w:p>
+      <w:pPr>
+        <w:rPr>
+          <w:lang w:val="vi-VN"/>
+        </w:rPr>
+      </w:pPr>
+      <w:r>
+        <w:rPr>
+          <w:lang w:val="vi-VN"/>
+        </w:rPr>
+        <w:t>Lídfjs</w:t>
+      </w:r>
+    </w:p>
+    <w:p>
+      <w:pPr>
+        <w:rPr>
+          <w:lang w:val="vi-VN"/>
+        </w:rPr>
+      </w:pPr>
+      <w:r>
+        <w:rPr>
+          <w:lang w:val="vi-VN"/>
+        </w:rPr>
+        <w:t>Sf</w:t>
+      </w:r>
+    </w:p>
+    <w:p>
+      <w:pPr>
+        <w:rPr>
+          <w:lang w:val="vi-VN"/>
+        </w:rPr>
+      </w:pPr>
+      <w:r>
+        <w:rPr>
+          <w:lang w:val="vi-VN"/>
+        </w:rPr>
+        <w:t>Sdf</w:t>
+      </w:r>
+    </w:p>
+    <w:p>
+      <w:pPr>
+        <w:rPr>
+          <w:lang w:val="vi-VN"/>
+        </w:rPr>
+      </w:pPr>
+      <w:r>
+        <w:rPr>
+          <w:lang w:val="vi-VN"/>
+        </w:rPr>
+        <w:t>Sdf</w:t>
+      </w:r>
+    </w:p>
+    <w:p>
+      <w:pPr>
+        <w:rPr>
+          <w:lang w:val="vi-VN"/>
+        </w:rPr>
+      </w:pPr>
+      <w:r>
+        <w:rPr>
+          <w:lang w:val="vi-VN"/>
+        </w:rPr>
+        <w:t>Sdf</w:t>
+      </w:r>
+    </w:p>
+    <w:p>
+      <w:pPr>
+        <w:rPr>
+          <w:lang w:val="vi-VN"/>
+        </w:rPr>
+      </w:pPr>
+      <w:r>
+        <w:rPr>
+          <w:lang w:val="vi-VN"/>
+        </w:rPr>
+        <w:t>Sdf</w:t>
+      </w:r>
+    </w:p>
+    <w:p>
+      <w:pPr>
+        <w:rPr>
+          <w:lang w:val="vi-VN"/>
+        </w:rPr>
+      </w:pPr>
+    </w:p>
+    <w:p>
+      <w:pPr>
+        <w:rPr>
+          <w:lang w:val="vi-VN"/>
+        </w:rPr>
+      </w:pPr>
+      <w:r>
+        <w:rPr>
+          <w:lang w:val="vi-VN"/>
+        </w:rPr>
+        <w:t>S</w:t>
+      </w:r>
+    </w:p>
+    <w:p>
+      <w:pPr>
+        <w:rPr>
+          <w:lang w:val="vi-VN"/>
+        </w:rPr>
+      </w:pPr>
+      <w:r>
+        <w:rPr>
+          <w:lang w:val="vi-VN"/>
+        </w:rPr>
+        <w:t>S</w:t>
+      </w:r>
+    </w:p>
+    <w:p>
+      <w:pPr>
+        <w:rPr>
+          <w:lang w:val="vi-VN"/>
+        </w:rPr>
+      </w:pPr>
+      <w:r>
+        <w:rPr>
+          <w:lang w:val="vi-VN"/>
+        </w:rPr>
+        <w:t>D</w:t>
+      </w:r>
+    </w:p>
+    <w:p>
+      <w:pPr>
+        <w:rPr>
+          <w:lang w:val="vi-VN"/>
+        </w:rPr>
+      </w:pPr>
+      <w:r>
+        <w:rPr>
+          <w:lang w:val="vi-VN"/>
+        </w:rPr>
+        <w:t>F</w:t>
+      </w:r>
+    </w:p>
+    <w:p>
+      <w:pPr>
+        <w:rPr>
+          <w:lang w:val="vi-VN"/>
+        </w:rPr>
+      </w:pPr>
+      <w:r>
+        <w:rPr>
+          <w:lang w:val="vi-VN"/>
+        </w:rPr>
+        <w:t>S</w:t>
+      </w:r>
+    </w:p>
+    <w:p>
+      <w:pPr>
+        <w:rPr>
+          <w:lang w:val="vi-VN"/>
+        </w:rPr>
+      </w:pPr>
+      <w:r>
+        <w:rPr>
+          <w:lang w:val="vi-VN"/>
+        </w:rPr>
+        <w:t>D</w:t>
+      </w:r>
+    </w:p>
+    <w:p>
+      <w:pPr>
+        <w:rPr>
+          <w:lang w:val="vi-VN"/>
+        </w:rPr>
+      </w:pPr>
+      <w:r>
+        <w:rPr>
+          <w:lang w:val="vi-VN"/>
+        </w:rPr>
+        <w:t>F</w:t>
+      </w:r>
+    </w:p>
+    <w:p>
+      <w:pPr>
+        <w:rPr>
+          <w:lang w:val="vi-VN"/>
+        </w:rPr>
+      </w:pPr>
+      <w:r>
+        <w:rPr>
+          <w:lang w:val="vi-VN"/>
+        </w:rPr>
+        <w:t>S</w:t>
+      </w:r>
+    </w:p>
+    <w:p>
+      <w:pPr>
+        <w:rPr>
+          <w:lang w:val="vi-VN"/>
+        </w:rPr>
+      </w:pPr>
+      <w:r>
+        <w:rPr>
+          <w:lang w:val="vi-VN"/>
+        </w:rPr>
+        <w:t>D</w:t>
+      </w:r>
+    </w:p>
+    <w:p>
+      <w:pPr>
+        <w:rPr>
+          <w:lang w:val="vi-VN"/>
+        </w:rPr>
+      </w:pPr>
+      <w:r>
+        <w:rPr>
+          <w:lang w:val="vi-VN"/>
+        </w:rPr>
+        <w:t>F</w:t>
+      </w:r>
+    </w:p>
+    <w:p>
+      <w:pPr>
+        <w:rPr>
+          <w:lang w:val="vi-VN"/>
+        </w:rPr>
+      </w:pPr>
+      <w:r>
+        <w:rPr>
+          <w:lang w:val="vi-VN"/>
+        </w:rPr>
+        <w:lastRenderedPageBreak/>
+        <w:t>Sdfsdf sdfs dfsdf</w:t>
       </w:r>
     </w:p>
     <w:sectPr>
